--- a/site/docs/hardware-lifecycle/method.docx
+++ b/site/docs/hardware-lifecycle/method.docx
@@ -137,7 +137,7 @@
         <w:tab/>
       </w:r>
       <w:r>
-        <w:t xml:space="preserve">For each unwiped retired device, recommend a wipe or certified-destruction method appropriate to its type, and state plainly that the device cannot be marked disposed until wipe evidence is attached. </w:t>
+        <w:t xml:space="preserve">For each unwiped retired device, recommend a wipe or certified-destruction method appropriate to its type, and state plainly that the device cannot be marked disposed until wipe evidence is attached and kept as proof. Involve the hardware asset manager at every stage. </w:t>
       </w:r>
       <w:r>
         <w:rPr>
